--- a/Prepreneurship LMS - Administrator Guide.docx
+++ b/Prepreneurship LMS - Administrator Guide.docx
@@ -307,6 +307,36 @@
                 <w:sz w:val="20"/>
               </w:rPr>
               <w:t>The meeting link a class joins every week</w:t>
+            </w:r>
+          </w:p>
+        </w:tc>
+      </w:tr>
+      <w:tr>
+        <w:tc>
+          <w:tcPr>
+            <w:tcW w:type="dxa" w:w="4320"/>
+          </w:tcPr>
+          <w:p>
+            <w:r/>
+            <w:r>
+              <w:rPr>
+                <w:sz w:val="20"/>
+              </w:rPr>
+              <w:t>Deleting things</w:t>
+            </w:r>
+          </w:p>
+        </w:tc>
+        <w:tc>
+          <w:tcPr>
+            <w:tcW w:type="dxa" w:w="4320"/>
+          </w:tcPr>
+          <w:p>
+            <w:r/>
+            <w:r>
+              <w:rPr>
+                <w:sz w:val="20"/>
+              </w:rPr>
+              <w:t>Removing what was created by mistake</w:t>
             </w:r>
           </w:p>
         </w:tc>
@@ -1116,7 +1146,7 @@
           <w:b w:val="0"/>
           <w:i w:val="0"/>
         </w:rPr>
-        <w:t>Where a class is taught online, the subject inside the section carries the link to its meeting room — one link, used every week. Teachers set their own; you can set any, which matters when a teacher is away or a class is covered.</w:t>
+        <w:t>Where a class is taught online, the subject inside the section carries the link to its meeting room — one link, used every week, and permanent until somebody changes it. Teachers set their own; you can set any, which matters when a teacher is away or a class is covered.</w:t>
       </w:r>
     </w:p>
     <w:p>
@@ -1132,7 +1162,7 @@
         <w:pStyle w:val="ListNumber"/>
       </w:pPr>
       <w:r>
-        <w:t>Open the section and choose the subject within it. The link belongs to the subject inside the class, not to the course — two sections of the same course meet in two different rooms.</w:t>
+        <w:t>Open Sections, choose the section, and open its subjects.</w:t>
       </w:r>
     </w:p>
     <w:p>
@@ -1140,7 +1170,15 @@
         <w:pStyle w:val="ListNumber"/>
       </w:pPr>
       <w:r>
-        <w:t>Paste the whole address, including the https:// at the front.</w:t>
+        <w:t>Each subject has its own teacher and its own Meeting link column. The link belongs to the subject INSIDE the class, not to the course — two sections of the same course meet in two different rooms at two different times.</w:t>
+      </w:r>
+    </w:p>
+    <w:p>
+      <w:pPr>
+        <w:pStyle w:val="ListNumber"/>
+      </w:pPr>
+      <w:r>
+        <w:t>Choose the link cell — it reads 'not set' until there is one — and paste the whole address, including the https:// at the front.</w:t>
       </w:r>
     </w:p>
     <w:p>
@@ -1156,7 +1194,7 @@
         <w:pStyle w:val="ListNumber"/>
       </w:pPr>
       <w:r>
-        <w:t>Clear the box to remove it.</w:t>
+        <w:t>Come back and choose 'Change the link' at any point. Clearing the box removes it.</w:t>
       </w:r>
     </w:p>
     <w:tbl>
@@ -1187,13 +1225,305 @@
               <w:rPr>
                 <w:sz w:val="20"/>
               </w:rPr>
-              <w:t>It must begin with https:// and is refused otherwise. Set it once and it can be changed at any point in the term — you do not have to have it ready before the course opens.</w:t>
+              <w:t>It must begin with https:// and is refused otherwise. You do not need it ready before the course opens — set it whenever you have it, and every student sees it immediately.</w:t>
             </w:r>
           </w:p>
         </w:tc>
       </w:tr>
     </w:tbl>
     <w:p/>
+    <w:p>
+      <w:pPr>
+        <w:pStyle w:val="Heading2"/>
+      </w:pPr>
+      <w:r>
+        <w:t>Deleting a course, a batch or a subject</w:t>
+      </w:r>
+    </w:p>
+    <w:p>
+      <w:r>
+        <w:rPr>
+          <w:b w:val="0"/>
+          <w:i w:val="0"/>
+        </w:rPr>
+        <w:t>Setting up a term means creating a lot of records quickly, and some of them are wrong: a batch named for the wrong session, a subject added to the wrong class, a section created twice. You can delete any of them — while nothing depends on them.</w:t>
+      </w:r>
+    </w:p>
+    <w:p>
+      <w:pPr>
+        <w:pStyle w:val="Heading3"/>
+      </w:pPr>
+      <w:r>
+        <w:t>How to use it</w:t>
+      </w:r>
+    </w:p>
+    <w:p>
+      <w:pPr>
+        <w:pStyle w:val="ListNumber"/>
+      </w:pPr>
+      <w:r>
+        <w:t>Subjects: Courses &amp; fees, then Delete on the subject's card.</w:t>
+      </w:r>
+    </w:p>
+    <w:p>
+      <w:pPr>
+        <w:pStyle w:val="ListNumber"/>
+      </w:pPr>
+      <w:r>
+        <w:t>Batches: Structure, then Delete on the batch's row.</w:t>
+      </w:r>
+    </w:p>
+    <w:p>
+      <w:pPr>
+        <w:pStyle w:val="ListNumber"/>
+      </w:pPr>
+      <w:r>
+        <w:t>Sections: Sections, then Delete on the section's row.</w:t>
+      </w:r>
+    </w:p>
+    <w:p>
+      <w:pPr>
+        <w:pStyle w:val="ListNumber"/>
+      </w:pPr>
+      <w:r>
+        <w:t>A subject on one class: open that section's subjects and choose Remove on its row.</w:t>
+      </w:r>
+    </w:p>
+    <w:p>
+      <w:pPr>
+        <w:pStyle w:val="ListNumber"/>
+      </w:pPr>
+      <w:r>
+        <w:t>Every one asks you to confirm first, and says what it is about to do.</w:t>
+      </w:r>
+    </w:p>
+    <w:tbl>
+      <w:tblPr>
+        <w:tblStyle w:val="TableGrid"/>
+        <w:tblW w:type="auto" w:w="0"/>
+        <w:jc w:val="left"/>
+        <w:tblLook w:firstColumn="1" w:firstRow="1" w:lastColumn="0" w:lastRow="0" w:noHBand="0" w:noVBand="1" w:val="04A0"/>
+      </w:tblPr>
+      <w:tblGrid>
+        <w:gridCol w:w="8640"/>
+      </w:tblGrid>
+      <w:tr>
+        <w:tc>
+          <w:tcPr>
+            <w:tcW w:type="dxa" w:w="8640"/>
+          </w:tcPr>
+          <w:p>
+            <w:r>
+              <w:rPr>
+                <w:b/>
+                <w:color w:val="C17D11"/>
+                <w:sz w:val="20"/>
+              </w:rPr>
+              <w:t xml:space="preserve">Watch out:  </w:t>
+            </w:r>
+            <w:r>
+              <w:rPr>
+                <w:sz w:val="20"/>
+              </w:rPr>
+              <w:t>The System REFUSES to delete anything that has been used, and tells you exactly what is in the way — 'this batch still has 1 section (AAB-A-MALE)'. Work down the list: take the subjects off the section, then delete the section, then the batch.</w:t>
+            </w:r>
+          </w:p>
+        </w:tc>
+      </w:tr>
+    </w:tbl>
+    <w:p/>
+    <w:p>
+      <w:pPr>
+        <w:pStyle w:val="Heading3"/>
+      </w:pPr>
+      <w:r>
+        <w:t>Delete or archive?</w:t>
+      </w:r>
+    </w:p>
+    <w:p>
+      <w:r>
+        <w:rPr>
+          <w:b w:val="0"/>
+          <w:i w:val="0"/>
+        </w:rPr>
+        <w:t>They are not two words for the same thing, and choosing wrong is the one mistake here that matters:</w:t>
+      </w:r>
+    </w:p>
+    <w:tbl>
+      <w:tblPr>
+        <w:tblStyle w:val="LightGrid-Accent1"/>
+        <w:tblW w:type="auto" w:w="0"/>
+        <w:tblLook w:firstColumn="1" w:firstRow="1" w:lastColumn="0" w:lastRow="0" w:noHBand="0" w:noVBand="1" w:val="04A0"/>
+      </w:tblPr>
+      <w:tblGrid>
+        <w:gridCol w:w="4320"/>
+        <w:gridCol w:w="4320"/>
+      </w:tblGrid>
+      <w:tr>
+        <w:tc>
+          <w:tcPr>
+            <w:tcW w:type="dxa" w:w="4320"/>
+          </w:tcPr>
+          <w:p>
+            <w:r/>
+            <w:r>
+              <w:rPr>
+                <w:b/>
+                <w:sz w:val="20"/>
+              </w:rPr>
+              <w:t>Archive</w:t>
+            </w:r>
+          </w:p>
+        </w:tc>
+        <w:tc>
+          <w:tcPr>
+            <w:tcW w:type="dxa" w:w="4320"/>
+          </w:tcPr>
+          <w:p>
+            <w:r/>
+            <w:r>
+              <w:rPr>
+                <w:b/>
+                <w:sz w:val="20"/>
+              </w:rPr>
+              <w:t>Delete</w:t>
+            </w:r>
+          </w:p>
+        </w:tc>
+      </w:tr>
+      <w:tr>
+        <w:tc>
+          <w:tcPr>
+            <w:tcW w:type="dxa" w:w="4320"/>
+          </w:tcPr>
+          <w:p>
+            <w:r/>
+            <w:r>
+              <w:rPr>
+                <w:sz w:val="20"/>
+              </w:rPr>
+              <w:t>For a class that FINISHED</w:t>
+            </w:r>
+          </w:p>
+        </w:tc>
+        <w:tc>
+          <w:tcPr>
+            <w:tcW w:type="dxa" w:w="4320"/>
+          </w:tcPr>
+          <w:p>
+            <w:r/>
+            <w:r>
+              <w:rPr>
+                <w:sz w:val="20"/>
+              </w:rPr>
+              <w:t>For a record that should never have existed</w:t>
+            </w:r>
+          </w:p>
+        </w:tc>
+      </w:tr>
+      <w:tr>
+        <w:tc>
+          <w:tcPr>
+            <w:tcW w:type="dxa" w:w="4320"/>
+          </w:tcPr>
+          <w:p>
+            <w:r/>
+            <w:r>
+              <w:rPr>
+                <w:sz w:val="20"/>
+              </w:rPr>
+              <w:t>Keeps attendance, marks and fees</w:t>
+            </w:r>
+          </w:p>
+        </w:tc>
+        <w:tc>
+          <w:tcPr>
+            <w:tcW w:type="dxa" w:w="4320"/>
+          </w:tcPr>
+          <w:p>
+            <w:r/>
+            <w:r>
+              <w:rPr>
+                <w:sz w:val="20"/>
+              </w:rPr>
+              <w:t>Only possible when there are none</w:t>
+            </w:r>
+          </w:p>
+        </w:tc>
+      </w:tr>
+      <w:tr>
+        <w:tc>
+          <w:tcPr>
+            <w:tcW w:type="dxa" w:w="4320"/>
+          </w:tcPr>
+          <w:p>
+            <w:r/>
+            <w:r>
+              <w:rPr>
+                <w:sz w:val="20"/>
+              </w:rPr>
+              <w:t>Leaves the active lists</w:t>
+            </w:r>
+          </w:p>
+        </w:tc>
+        <w:tc>
+          <w:tcPr>
+            <w:tcW w:type="dxa" w:w="4320"/>
+          </w:tcPr>
+          <w:p>
+            <w:r/>
+            <w:r>
+              <w:rPr>
+                <w:sz w:val="20"/>
+              </w:rPr>
+              <w:t>Leaves every list and dropdown</w:t>
+            </w:r>
+          </w:p>
+        </w:tc>
+      </w:tr>
+      <w:tr>
+        <w:tc>
+          <w:tcPr>
+            <w:tcW w:type="dxa" w:w="4320"/>
+          </w:tcPr>
+          <w:p>
+            <w:r/>
+            <w:r>
+              <w:rPr>
+                <w:sz w:val="20"/>
+              </w:rPr>
+              <w:t>Always available</w:t>
+            </w:r>
+          </w:p>
+        </w:tc>
+        <w:tc>
+          <w:tcPr>
+            <w:tcW w:type="dxa" w:w="4320"/>
+          </w:tcPr>
+          <w:p>
+            <w:r/>
+            <w:r>
+              <w:rPr>
+                <w:sz w:val="20"/>
+              </w:rPr>
+              <w:t>Refused the moment anything depends on it</w:t>
+            </w:r>
+          </w:p>
+        </w:tc>
+      </w:tr>
+    </w:tbl>
+    <w:p/>
+    <w:p>
+      <w:r>
+        <w:rPr>
+          <w:b w:val="0"/>
+          <w:i w:val="0"/>
+          <w:color w:val="555F6B"/>
+          <w:sz w:val="20"/>
+        </w:rPr>
+        <w:t>A section that has held one register is the only record that a student was marked present on a Tuesday in March. Archive it. The student who needs that record is usually applying for a job two years later, and by then nobody remembers the tidy-up.</w:t>
+      </w:r>
+    </w:p>
     <w:p>
       <w:pPr>
         <w:pStyle w:val="Heading2"/>

--- a/Prepreneurship LMS - Administrator Guide.docx
+++ b/Prepreneurship LMS - Administrator Guide.docx
@@ -111,7 +111,7 @@
                 <w:b/>
                 <w:sz w:val="20"/>
               </w:rPr>
-              <w:t>Section</w:t>
+              <w:t>Batch</w:t>
             </w:r>
           </w:p>
         </w:tc>
@@ -262,7 +262,7 @@
               <w:rPr>
                 <w:sz w:val="20"/>
               </w:rPr>
-              <w:t>Sections &amp; structure</w:t>
+              <w:t>Batches &amp; structure</w:t>
             </w:r>
           </w:p>
         </w:tc>
@@ -1053,7 +1053,7 @@
         <w:pStyle w:val="Heading2"/>
       </w:pPr>
       <w:r>
-        <w:t>Sections and Structure</w:t>
+        <w:t>Batches and Structure</w:t>
       </w:r>
     </w:p>
     <w:p>
@@ -1062,7 +1062,7 @@
           <w:b w:val="0"/>
           <w:i w:val="0"/>
         </w:rPr>
-        <w:t>A section is one group taught together — a class. Structure is the calendar the whole Institute runs on: terms and intakes.</w:t>
+        <w:t>A batch is one group of students taught together — a class. Structure is the calendar the whole Institute runs on: terms and intakes.</w:t>
       </w:r>
     </w:p>
     <w:p>
@@ -1086,7 +1086,7 @@
         <w:pStyle w:val="ListNumber"/>
       </w:pPr>
       <w:r>
-        <w:t>In Sections, create the class: its course, its name, its shift and its term.</w:t>
+        <w:t>In Batches, create the class: its course, its name, its shift and its term.</w:t>
       </w:r>
     </w:p>
     <w:p>
@@ -1125,7 +1125,7 @@
               <w:rPr>
                 <w:sz w:val="20"/>
               </w:rPr>
-              <w:t>A section with no teacher is invisible to every teacher, so nobody takes the register. It is the single most common thing to forget.</w:t>
+              <w:t>A batch with no teacher is invisible to every teacher, so nobody takes the register. It is the single most common thing to forget.</w:t>
             </w:r>
           </w:p>
         </w:tc>
@@ -1146,7 +1146,7 @@
           <w:b w:val="0"/>
           <w:i w:val="0"/>
         </w:rPr>
-        <w:t>Where a class is taught online, the subject inside the section carries the link to its meeting room — one link, used every week, and permanent until somebody changes it. Teachers set their own; you can set any, which matters when a teacher is away or a class is covered.</w:t>
+        <w:t>Where a class is taught online, the subject inside the batch carries the link to its meeting room — one link, used every week, and permanent until somebody changes it. Teachers set their own; you can set any, which matters when a teacher is away or a class is covered.</w:t>
       </w:r>
     </w:p>
     <w:p>
@@ -1162,7 +1162,7 @@
         <w:pStyle w:val="ListNumber"/>
       </w:pPr>
       <w:r>
-        <w:t>Open Sections, choose the section, and open its subjects.</w:t>
+        <w:t>Open Batches, choose the batch, and open its subjects.</w:t>
       </w:r>
     </w:p>
     <w:p>
@@ -1170,7 +1170,7 @@
         <w:pStyle w:val="ListNumber"/>
       </w:pPr>
       <w:r>
-        <w:t>Each subject has its own teacher and its own Meeting link column. The link belongs to the subject INSIDE the class, not to the course — two sections of the same course meet in two different rooms at two different times.</w:t>
+        <w:t>Each subject has its own teacher and its own Meeting link column. The link belongs to the subject INSIDE the class, not to the course — two batches of the same course meet in two different rooms at two different times.</w:t>
       </w:r>
     </w:p>
     <w:p>
@@ -1237,7 +1237,7 @@
         <w:pStyle w:val="Heading2"/>
       </w:pPr>
       <w:r>
-        <w:t>Deleting a course, a batch or a subject</w:t>
+        <w:t>Deleting a course, an intake or a subject</w:t>
       </w:r>
     </w:p>
     <w:p>
@@ -1246,7 +1246,7 @@
           <w:b w:val="0"/>
           <w:i w:val="0"/>
         </w:rPr>
-        <w:t>Setting up a term means creating a lot of records quickly, and some of them are wrong: a batch named for the wrong session, a subject added to the wrong class, a section created twice. You can delete any of them — while nothing depends on them.</w:t>
+        <w:t>Setting up a term means creating a lot of records quickly, and some of them are wrong: an intake named for the wrong session, a subject added to the wrong class, a batch created twice. You can delete any of them — while nothing depends on them.</w:t>
       </w:r>
     </w:p>
     <w:p>
@@ -1270,7 +1270,7 @@
         <w:pStyle w:val="ListNumber"/>
       </w:pPr>
       <w:r>
-        <w:t>Batches: Structure, then Delete on the batch's row.</w:t>
+        <w:t>Intakes: Structure, then Delete on the intake's row.</w:t>
       </w:r>
     </w:p>
     <w:p>
@@ -1278,7 +1278,7 @@
         <w:pStyle w:val="ListNumber"/>
       </w:pPr>
       <w:r>
-        <w:t>Sections: Sections, then Delete on the section's row.</w:t>
+        <w:t>Batches: the Batches screen, then Delete on the batch's row.</w:t>
       </w:r>
     </w:p>
     <w:p>
@@ -1286,7 +1286,7 @@
         <w:pStyle w:val="ListNumber"/>
       </w:pPr>
       <w:r>
-        <w:t>A subject on one class: open that section's subjects and choose Remove on its row.</w:t>
+        <w:t>A subject on one class: open that batch's subjects and choose Remove on its row.</w:t>
       </w:r>
     </w:p>
     <w:p>
@@ -1325,7 +1325,7 @@
               <w:rPr>
                 <w:sz w:val="20"/>
               </w:rPr>
-              <w:t>The System REFUSES to delete anything that has been used, and tells you exactly what is in the way — 'this batch still has 1 section (AAB-A-MALE)'. Work down the list: take the subjects off the section, then delete the section, then the batch.</w:t>
+              <w:t>The System REFUSES to delete anything that has been used, and tells you exactly what is in the way — 'this intake still has 1 batch (AAB-A-MALE)'. Work down the list: take the subjects off the batch, then delete the batch, then the intake.</w:t>
             </w:r>
           </w:p>
         </w:tc>
@@ -1521,7 +1521,7 @@
           <w:color w:val="555F6B"/>
           <w:sz w:val="20"/>
         </w:rPr>
-        <w:t>A section that has held one register is the only record that a student was marked present on a Tuesday in March. Archive it. The student who needs that record is usually applying for a job two years later, and by then nobody remembers the tidy-up.</w:t>
+        <w:t>A batch that has held one register is the only record that a student was marked present on a Tuesday in March. Archive it. The student who needs that record is usually applying for a job two years later, and by then nobody remembers the tidy-up.</w:t>
       </w:r>
     </w:p>
     <w:p>
@@ -2024,7 +2024,7 @@
         <w:pStyle w:val="ListNumber"/>
       </w:pPr>
       <w:r>
-        <w:t>Open Public page and work down the numbered sections.</w:t>
+        <w:t>Open Public page and work down the numbered batches.</w:t>
       </w:r>
     </w:p>
     <w:p>
@@ -2108,7 +2108,7 @@
           <w:b w:val="0"/>
           <w:i w:val="0"/>
         </w:rPr>
-        <w:t>For many records at once — a cohort joining from elsewhere, or moving a group between sections.</w:t>
+        <w:t>For many records at once — a cohort joining from elsewhere, or moving a group between batches.</w:t>
       </w:r>
     </w:p>
     <w:p>
